--- a/docs/Sky_Research_Agent_PRD_v1.2.docx
+++ b/docs/Sky_Research_Agent_PRD_v1.2.docx
@@ -17483,7 +17483,7 @@
                 <w:szCs w:val="21"/>
                 <w:rFonts w:eastAsia="SimSun" w:ascii="Arial"/>
               </w:rPr>
-              <w:t xml:space="preserve">4000 token</w:t>
+              <w:t xml:space="preserve">600,000 token（窗口 1M × 60%）</w:t>
             </w:r>
           </w:p>
         </w:tc>
@@ -17537,7 +17537,7 @@
                 <w:szCs w:val="21"/>
                 <w:rFonts w:eastAsia="SimSun" w:ascii="Arial"/>
               </w:rPr>
-              <w:t xml:space="preserve">演示友好；生产建议为窗口的 50-70%</w:t>
+              <w:t xml:space="preserve">配置化自动推导（CONTEXT_WINDOW × COMPACTION_RATIO），为输出与工具结果留 40% 空间</w:t>
             </w:r>
           </w:p>
         </w:tc>
@@ -17598,7 +17598,7 @@
                 <w:szCs w:val="21"/>
                 <w:rFonts w:eastAsia="SimSun" w:ascii="Arial"/>
               </w:rPr>
-              <w:t xml:space="preserve">最近 6 条</w:t>
+              <w:t xml:space="preserve">最近 20 条</w:t>
             </w:r>
           </w:p>
         </w:tc>
@@ -17654,7 +17654,7 @@
                 <w:szCs w:val="21"/>
                 <w:rFonts w:eastAsia="SimSun" w:ascii="Arial"/>
               </w:rPr>
-              <w:t xml:space="preserve">平衡连续性与成本</w:t>
+              <w:t xml:space="preserve">窗口 1M 下放宽保护圈，平衡连续性与成本</w:t>
             </w:r>
           </w:p>
         </w:tc>
